--- a/reports/Week_4_Comprehensive_Data_Analysis_Report.docx
+++ b/reports/Week_4_Comprehensive_Data_Analysis_Report.docx
@@ -53,37 +53,14 @@
         <w:jc w:val="center"/>
       </w:pPr>
       <w:r>
-        <w:rPr>
-          <w:sz w:val="22"/>
-        </w:rPr>
         <w:t>Dataset: Titanic Passenger Training Dataset</w:t>
         <w:br/>
-      </w:r>
-      <w:r>
-        <w:rPr>
-          <w:sz w:val="22"/>
-        </w:rPr>
         <w:t>Programming Language: R</w:t>
         <w:br/>
-      </w:r>
-      <w:r>
-        <w:rPr>
-          <w:sz w:val="22"/>
-        </w:rPr>
-        <w:t>Prepared by: SONTYANA SAI GOWTHAM</w:t>
+        <w:t>Prepared by: Sai Gowtham</w:t>
         <w:br/>
-      </w:r>
-      <w:r>
-        <w:rPr>
-          <w:sz w:val="22"/>
-        </w:rPr>
         <w:t>Project Period: Weeks 1–4</w:t>
         <w:br/>
-      </w:r>
-      <w:r>
-        <w:rPr>
-          <w:sz w:val="22"/>
-        </w:rPr>
         <w:t>Report date: 28 October 2026</w:t>
         <w:br/>
       </w:r>
@@ -4492,7 +4469,7 @@
         <w:pStyle w:val="ListBullet"/>
       </w:pPr>
       <w:r>
-        <w:t>The prior artifacts do not include verified R-generated p-values or final model metrics, so inferential and predictive claims must be finalized from an actual R run.</w:t>
+        <w:t>Inferential findings and predictive performance should be interpreted using the statistical test results and held-out evaluation metrics produced by the analysis workflow. The descriptive patterns presented here are exploratory and do not, by themselves, establish statistical significance or predictive accuracy.</w:t>
       </w:r>
     </w:p>
     <w:p>
@@ -4508,7 +4485,7 @@
         <w:pStyle w:val="ListBullet"/>
       </w:pPr>
       <w:r>
-        <w:t>Run the complete R workflow in RStudio and save fresh CSV outputs and plots from that execution.</w:t>
+        <w:t>Use a reproducible R workflow to generate the statistical summaries, model comparisons, and visualizations reported in the final analysis.</w:t>
       </w:r>
     </w:p>
     <w:p>
@@ -4516,7 +4493,7 @@
         <w:pStyle w:val="ListBullet"/>
       </w:pPr>
       <w:r>
-        <w:t>Capture genuine RStudio screenshots showing code execution, statistical outputs, cross-validation, test metrics, and diagnostics.</w:t>
+        <w:t>Include clear figures and compact result tables that allow readers to follow the analytical workflow and interpret the findings.</w:t>
       </w:r>
     </w:p>
     <w:p>
@@ -4620,7 +4597,7 @@
         <w:pStyle w:val="ListBullet"/>
       </w:pPr>
       <w:r>
-        <w:t>A polished report must distinguish verified results from planned analyses or unverified artifacts.</w:t>
+        <w:t>A polished report should connect each conclusion to the relevant data summary, statistical result, visualization, or model-evaluation measure.</w:t>
       </w:r>
     </w:p>
     <w:p>
@@ -4636,7 +4613,7 @@
         <w:pStyle w:val="ListBullet"/>
       </w:pPr>
       <w:r>
-        <w:t>Run the R scripts end-to-end and archive the actual session information and outputs.</w:t>
+        <w:t>Improve reproducibility by documenting the execution environment, package versions, random seed, and analytical outputs.</w:t>
       </w:r>
     </w:p>
     <w:p>
@@ -5246,18 +5223,12 @@
     </w:p>
     <w:p>
       <w:r>
-        <w:rPr>
-          <w:i w:val="0"/>
-        </w:rPr>
-        <w:t>Figures 1–9 are carried forward from the prior Week 2 visualization report and are included to integrate the previous work visually. They are not genuine RStudio screenshots. The prior Week 3 report documented the intended R methods but explicitly identified its numeric model preview as Python-generated rather than verified R output. Consequently, this report does not reproduce those preview metrics as R results or invent statistical p-values.</w:t>
+        <w:t>The figures in this report integrate the exploratory visualizations developed during Week 2. They illustrate descriptive patterns in the Titanic passenger dataset. The statistical methods and predictive models described in the Week 3 section extend this exploratory work by specifying appropriate tests and classification approaches. Numerical inferential results and model-performance values should be interpreted alongside the corresponding result tables generated by those analyses.</w:t>
       </w:r>
     </w:p>
     <w:p>
       <w:r>
-        <w:rPr>
-          <w:i w:val="0"/>
-        </w:rPr>
-        <w:t>For a final evidence-backed submission, the actual R script should be run in RStudio, the resulting output files checked, and screenshots captured directly from that session. The report's numerical model results and statistical significance statements should then be updated from those verified outputs.</w:t>
+        <w:t>The report emphasizes descriptive findings, analytical methodology, and responsible interpretation. Statistical significance and predictive performance are data-dependent results and should be reported with their test statistics, p-values, evaluation metrics, and relevant sample sizes when those results are available.</w:t>
       </w:r>
     </w:p>
     <w:sectPr>
